--- a/bathroom-emergency-guide/build/docx/guide.docx
+++ b/bathroom-emergency-guide/build/docx/guide.docx
@@ -169,18 +169,14 @@
     <w:bookmarkEnd w:id="20"/>
     <w:bookmarkEnd w:id="21"/>
     <w:bookmarkEnd w:id="22"/>
-    <w:p>
-      <w:pPr>
-        <w:pStyle w:val="BodyText"/>
-      </w:pPr>
-      <w:r>
-        <w:t xml:space="preserve">::: {#01-how-to-use .chapter}</w:t>
-      </w:r>
-      <w:r>
-        <w:t xml:space="preserve"> </w:t>
-      </w:r>
-      <w:r>
-        <w:t xml:space="preserve"># Start Here — One Question at a Time</w:t>
+    <w:bookmarkStart w:id="34" w:name="X2aab3952d3e2891cf00f3169e5ed1d982babcbd"/>
+    <w:bookmarkStart w:id="33" w:name="start-here-one-question-at-a-time"/>
+    <w:p>
+      <w:pPr>
+        <w:pStyle w:val="Heading1"/>
+      </w:pPr>
+      <w:r>
+        <w:t xml:space="preserve">Start Here — One Question at a Time</w:t>
       </w:r>
     </w:p>
     <w:bookmarkStart w:id="26" w:name="the-override"/>
@@ -1302,30 +1298,28 @@
         <w:t xml:space="preserve">and heroic improvisation.</w:t>
       </w:r>
     </w:p>
-    <w:p>
-      <w:pPr>
-        <w:pStyle w:val="BodyText"/>
-      </w:pPr>
-      <w:r>
-        <w:t xml:space="preserve">::: {#02-situation-a .chapter}</w:t>
-      </w:r>
-      <w:r>
-        <w:t xml:space="preserve"> </w:t>
-      </w:r>
-      <w:r>
-        <w:t xml:space="preserve"># Situation A — I Caused Trouble</w:t>
-      </w:r>
-    </w:p>
-    <w:p>
-      <w:pPr>
-        <w:pStyle w:val="BodyText"/>
+    <w:bookmarkEnd w:id="32"/>
+    <w:bookmarkEnd w:id="33"/>
+    <w:bookmarkEnd w:id="34"/>
+    <w:bookmarkStart w:id="45" w:name="X722f1826c81ebaf68e4c9c8c932ee704b2d8b1d"/>
+    <w:bookmarkStart w:id="44" w:name="situation-a-i-caused-trouble"/>
+    <w:p>
+      <w:pPr>
+        <w:pStyle w:val="Heading1"/>
+      </w:pPr>
+      <w:r>
+        <w:t xml:space="preserve">Situation A — I Caused Trouble</w:t>
+      </w:r>
+    </w:p>
+    <w:p>
+      <w:pPr>
+        <w:pStyle w:val="FirstParagraph"/>
       </w:pPr>
       <w:r>
         <w:t xml:space="preserve">Guilt wants a trial. Emergencies need a sequence.</w:t>
       </w:r>
     </w:p>
-    <w:bookmarkEnd w:id="32"/>
-    <w:bookmarkStart w:id="35" w:name="first-split-live-problem-or-aftermath"/>
+    <w:bookmarkStart w:id="37" w:name="first-split-live-problem-or-aftermath"/>
     <w:p>
       <w:pPr>
         <w:pStyle w:val="Heading2"/>
@@ -1334,7 +1328,7 @@
         <w:t xml:space="preserve">First split: live problem or aftermath?</w:t>
       </w:r>
     </w:p>
-    <w:bookmarkStart w:id="33" w:name="a-live-problem"/>
+    <w:bookmarkStart w:id="35" w:name="a-live-problem"/>
     <w:p>
       <w:pPr>
         <w:pStyle w:val="Heading3"/>
@@ -1464,8 +1458,8 @@
         <w:t xml:space="preserve">life exists.</w:t>
       </w:r>
     </w:p>
-    <w:bookmarkEnd w:id="33"/>
-    <w:bookmarkStart w:id="34" w:name="the-aftermath"/>
+    <w:bookmarkEnd w:id="35"/>
+    <w:bookmarkStart w:id="36" w:name="the-aftermath"/>
     <w:p>
       <w:pPr>
         <w:pStyle w:val="Heading3"/>
@@ -1708,9 +1702,9 @@
         <w:t xml:space="preserve">verbs than one enormous moral fog.</w:t>
       </w:r>
     </w:p>
-    <w:bookmarkEnd w:id="34"/>
-    <w:bookmarkEnd w:id="35"/>
-    <w:bookmarkStart w:id="36" w:name="Xc3616654939547452c9aa8f84366d941e100b4b"/>
+    <w:bookmarkEnd w:id="36"/>
+    <w:bookmarkEnd w:id="37"/>
+    <w:bookmarkStart w:id="38" w:name="Xc3616654939547452c9aa8f84366d941e100b4b"/>
     <w:p>
       <w:pPr>
         <w:pStyle w:val="Heading2"/>
@@ -1927,8 +1921,8 @@
         <w:t xml:space="preserve">improvisation has been officially cancelled.</w:t>
       </w:r>
     </w:p>
-    <w:bookmarkEnd w:id="36"/>
-    <w:bookmarkStart w:id="38" w:name="Xcb0aaf85a047e2c746f7bdd96a9f51356c8fea1"/>
+    <w:bookmarkEnd w:id="38"/>
+    <w:bookmarkStart w:id="40" w:name="Xcb0aaf85a047e2c746f7bdd96a9f51356c8fea1"/>
     <w:p>
       <w:pPr>
         <w:pStyle w:val="Heading2"/>
@@ -2168,11 +2162,11 @@
         <w:rPr>
           <w:rStyle w:val="FootnoteReference"/>
         </w:rPr>
-        <w:footnoteReference w:id="37"/>
-      </w:r>
-    </w:p>
-    <w:bookmarkEnd w:id="38"/>
-    <w:bookmarkStart w:id="39" w:name="harmed-someone"/>
+        <w:footnoteReference w:id="39"/>
+      </w:r>
+    </w:p>
+    <w:bookmarkEnd w:id="40"/>
+    <w:bookmarkStart w:id="41" w:name="harmed-someone"/>
     <w:p>
       <w:pPr>
         <w:pStyle w:val="Heading2"/>
@@ -2331,8 +2325,8 @@
         <w:t xml:space="preserve">immediate support when there is no acute danger.</w:t>
       </w:r>
     </w:p>
-    <w:bookmarkEnd w:id="39"/>
-    <w:bookmarkStart w:id="40" w:name="a-silicon-based-life-form-escaped"/>
+    <w:bookmarkEnd w:id="41"/>
+    <w:bookmarkStart w:id="42" w:name="a-silicon-based-life-form-escaped"/>
     <w:p>
       <w:pPr>
         <w:pStyle w:val="Heading2"/>
@@ -2447,8 +2441,8 @@
         <w:t xml:space="preserve">logs.</w:t>
       </w:r>
     </w:p>
-    <w:bookmarkEnd w:id="40"/>
-    <w:bookmarkStart w:id="41" w:name="accountability-theorem"/>
+    <w:bookmarkEnd w:id="42"/>
+    <w:bookmarkStart w:id="43" w:name="accountability-theorem"/>
     <w:p>
       <w:pPr>
         <w:pStyle w:val="Heading2"/>
@@ -2517,22 +2511,20 @@
         <w:t xml:space="preserve">it may be punishment—but it is not yet repair.</w:t>
       </w:r>
     </w:p>
-    <w:p>
-      <w:pPr>
-        <w:pStyle w:val="BodyText"/>
-      </w:pPr>
-      <w:r>
-        <w:t xml:space="preserve">::: {#03-situations-b-g .chapter}</w:t>
-      </w:r>
-      <w:r>
-        <w:t xml:space="preserve"> </w:t>
-      </w:r>
-      <w:r>
-        <w:t xml:space="preserve"># Situations B–G — Pick the Closest Door</w:t>
-      </w:r>
-    </w:p>
-    <w:bookmarkEnd w:id="41"/>
-    <w:bookmarkStart w:id="43" w:name="b-i-feel-anxious"/>
+    <w:bookmarkEnd w:id="43"/>
+    <w:bookmarkEnd w:id="44"/>
+    <w:bookmarkEnd w:id="45"/>
+    <w:bookmarkStart w:id="59" w:name="X7c4fbfdfcc4e79235dd80142e6f48fb4d870025"/>
+    <w:bookmarkStart w:id="58" w:name="situations-bg-pick-the-closest-door"/>
+    <w:p>
+      <w:pPr>
+        <w:pStyle w:val="Heading1"/>
+      </w:pPr>
+      <w:r>
+        <w:t xml:space="preserve">Situations B–G — Pick the Closest Door</w:t>
+      </w:r>
+    </w:p>
+    <w:bookmarkStart w:id="47" w:name="b-i-feel-anxious"/>
     <w:p>
       <w:pPr>
         <w:pStyle w:val="Heading2"/>
@@ -2718,11 +2710,11 @@
         <w:rPr>
           <w:rStyle w:val="FootnoteReference"/>
         </w:rPr>
-        <w:footnoteReference w:id="42"/>
-      </w:r>
-    </w:p>
-    <w:bookmarkEnd w:id="43"/>
-    <w:bookmarkStart w:id="44" w:name="c-i-feel-pain"/>
+        <w:footnoteReference w:id="46"/>
+      </w:r>
+    </w:p>
+    <w:bookmarkEnd w:id="47"/>
+    <w:bookmarkStart w:id="48" w:name="c-i-feel-pain"/>
     <w:p>
       <w:pPr>
         <w:pStyle w:val="Heading2"/>
@@ -2877,8 +2869,8 @@
         <w:t xml:space="preserve">.</w:t>
       </w:r>
     </w:p>
-    <w:bookmarkEnd w:id="44"/>
-    <w:bookmarkStart w:id="48" w:name="d-i-feel-endangered"/>
+    <w:bookmarkEnd w:id="48"/>
+    <w:bookmarkStart w:id="52" w:name="d-i-feel-endangered"/>
     <w:p>
       <w:pPr>
         <w:pStyle w:val="Heading2"/>
@@ -2887,7 +2879,7 @@
         <w:t xml:space="preserve">D — I feel endangered</w:t>
       </w:r>
     </w:p>
-    <w:bookmarkStart w:id="45" w:name="danger-is-present-now"/>
+    <w:bookmarkStart w:id="49" w:name="danger-is-present-now"/>
     <w:p>
       <w:pPr>
         <w:pStyle w:val="Heading3"/>
@@ -2988,8 +2980,8 @@
         <w:t xml:space="preserve">Do not confront the person to obtain a cleaner narrative.</w:t>
       </w:r>
     </w:p>
-    <w:bookmarkEnd w:id="45"/>
-    <w:bookmarkStart w:id="47" w:name="X61b0d81435e35ab25e21a75a1088df043c51459"/>
+    <w:bookmarkEnd w:id="49"/>
+    <w:bookmarkStart w:id="51" w:name="X61b0d81435e35ab25e21a75a1088df043c51459"/>
     <w:p>
       <w:pPr>
         <w:pStyle w:val="Heading3"/>
@@ -3040,12 +3032,12 @@
         <w:rPr>
           <w:rStyle w:val="FootnoteReference"/>
         </w:rPr>
-        <w:footnoteReference w:id="46"/>
-      </w:r>
-    </w:p>
-    <w:bookmarkEnd w:id="47"/>
-    <w:bookmarkEnd w:id="48"/>
-    <w:bookmarkStart w:id="50" w:name="e-things-are-congesting"/>
+        <w:footnoteReference w:id="50"/>
+      </w:r>
+    </w:p>
+    <w:bookmarkEnd w:id="51"/>
+    <w:bookmarkEnd w:id="52"/>
+    <w:bookmarkStart w:id="54" w:name="e-things-are-congesting"/>
     <w:p>
       <w:pPr>
         <w:pStyle w:val="Heading2"/>
@@ -3292,11 +3284,11 @@
         <w:rPr>
           <w:rStyle w:val="FootnoteReference"/>
         </w:rPr>
-        <w:footnoteReference w:id="49"/>
-      </w:r>
-    </w:p>
-    <w:bookmarkEnd w:id="50"/>
-    <w:bookmarkStart w:id="51" w:name="f-bad-smell"/>
+        <w:footnoteReference w:id="53"/>
+      </w:r>
+    </w:p>
+    <w:bookmarkEnd w:id="54"/>
+    <w:bookmarkStart w:id="55" w:name="f-bad-smell"/>
     <w:p>
       <w:pPr>
         <w:pStyle w:val="Heading2"/>
@@ -3481,8 +3473,8 @@
         <w:t xml:space="preserve">Never mix household cleaners, especially chlorine bleach with acids or ammonia.</w:t>
       </w:r>
     </w:p>
-    <w:bookmarkEnd w:id="51"/>
-    <w:bookmarkStart w:id="52" w:name="g-no-place-to-go"/>
+    <w:bookmarkEnd w:id="55"/>
+    <w:bookmarkStart w:id="56" w:name="g-no-place-to-go"/>
     <w:p>
       <w:pPr>
         <w:pStyle w:val="Heading2"/>
@@ -3630,8 +3622,8 @@
         <w:t xml:space="preserve">municipal emergency housing or social service; Ch.7 has a call script.</w:t>
       </w:r>
     </w:p>
-    <w:bookmarkEnd w:id="52"/>
-    <w:bookmarkStart w:id="53" w:name="consolidated-route"/>
+    <w:bookmarkEnd w:id="56"/>
+    <w:bookmarkStart w:id="57" w:name="consolidated-route"/>
     <w:p>
       <w:pPr>
         <w:pStyle w:val="Heading2"/>
@@ -3922,22 +3914,20 @@
         </w:tc>
       </w:tr>
     </w:tbl>
-    <w:p>
-      <w:pPr>
-        <w:pStyle w:val="BodyText"/>
-      </w:pPr>
-      <w:r>
-        <w:t xml:space="preserve">::: {#04-calm-guide .chapter}</w:t>
-      </w:r>
-      <w:r>
-        <w:t xml:space="preserve"> </w:t>
-      </w:r>
-      <w:r>
-        <w:t xml:space="preserve"># Calm Guide — Reduce the Volume, Not Your Existence</w:t>
-      </w:r>
-    </w:p>
-    <w:bookmarkEnd w:id="53"/>
-    <w:bookmarkStart w:id="54" w:name="before-calming-one-safety-check"/>
+    <w:bookmarkEnd w:id="57"/>
+    <w:bookmarkEnd w:id="58"/>
+    <w:bookmarkEnd w:id="59"/>
+    <w:bookmarkStart w:id="80" w:name="Xf0ac4ff1923fc877d0426227b535cd42a22f980"/>
+    <w:bookmarkStart w:id="79" w:name="X388773df808596150532d1820f2b7b52a4279a0"/>
+    <w:p>
+      <w:pPr>
+        <w:pStyle w:val="Heading1"/>
+      </w:pPr>
+      <w:r>
+        <w:t xml:space="preserve">Calm Guide — Reduce the Volume, Not Your Existence</w:t>
+      </w:r>
+    </w:p>
+    <w:bookmarkStart w:id="60" w:name="before-calming-one-safety-check"/>
     <w:p>
       <w:pPr>
         <w:pStyle w:val="Heading2"/>
@@ -3982,8 +3972,8 @@
         <w:t xml:space="preserve">not a test you must pass before deserving medical help.</w:t>
       </w:r>
     </w:p>
-    <w:bookmarkEnd w:id="54"/>
-    <w:bookmarkStart w:id="62" w:name="the-90-second-landing"/>
+    <w:bookmarkEnd w:id="60"/>
+    <w:bookmarkStart w:id="68" w:name="the-90-second-landing"/>
     <w:p>
       <w:pPr>
         <w:pStyle w:val="Heading2"/>
@@ -3992,7 +3982,7 @@
         <w:t xml:space="preserve">The 90-second landing</w:t>
       </w:r>
     </w:p>
-    <w:bookmarkStart w:id="55" w:name="make-contact"/>
+    <w:bookmarkStart w:id="61" w:name="make-contact"/>
     <w:p>
       <w:pPr>
         <w:pStyle w:val="Heading3"/>
@@ -4015,8 +4005,8 @@
         <w:t xml:space="preserve">Unclench the jaw. Drop the shoulders one centimetre—not spiritually, literally.</w:t>
       </w:r>
     </w:p>
-    <w:bookmarkEnd w:id="55"/>
-    <w:bookmarkStart w:id="57" w:name="orient-outward"/>
+    <w:bookmarkEnd w:id="61"/>
+    <w:bookmarkStart w:id="63" w:name="orient-outward"/>
     <w:p>
       <w:pPr>
         <w:pStyle w:val="Heading3"/>
@@ -4110,11 +4100,11 @@
         <w:rPr>
           <w:rStyle w:val="FootnoteReference"/>
         </w:rPr>
-        <w:footnoteReference w:id="56"/>
-      </w:r>
-    </w:p>
-    <w:bookmarkEnd w:id="57"/>
-    <w:bookmarkStart w:id="61" w:name="breathe-comfortably"/>
+        <w:footnoteReference w:id="62"/>
+      </w:r>
+    </w:p>
+    <w:bookmarkEnd w:id="63"/>
+    <w:bookmarkStart w:id="67" w:name="breathe-comfortably"/>
     <w:p>
       <w:pPr>
         <w:pStyle w:val="Heading3"/>
@@ -4321,18 +4311,18 @@
           <wp:inline>
             <wp:extent cx="5334000" cy="1664451"/>
             <wp:effectExtent b="0" l="0" r="0" t="0"/>
-            <wp:docPr descr="Three optional breathing patterns" title="" id="59" name="Picture"/>
+            <wp:docPr descr="Three optional breathing patterns" title="" id="65" name="Picture"/>
             <a:graphic>
               <a:graphicData uri="http://schemas.openxmlformats.org/drawingml/2006/picture">
                 <pic:pic>
                   <pic:nvPicPr>
-                    <pic:cNvPr descr="build/diagrams/breathing_techniques.png" id="60" name="Picture"/>
+                    <pic:cNvPr descr="build/diagrams/breathing_techniques.png" id="66" name="Picture"/>
                     <pic:cNvPicPr>
                       <a:picLocks noChangeArrowheads="1" noChangeAspect="1"/>
                     </pic:cNvPicPr>
                   </pic:nvPicPr>
                   <pic:blipFill>
-                    <a:blip r:embed="rId58"/>
+                    <a:blip r:embed="rId64"/>
                     <a:stretch>
                       <a:fillRect/>
                     </a:stretch>
@@ -4367,9 +4357,9 @@
         <w:t xml:space="preserve">Three optional breathing patterns</w:t>
       </w:r>
     </w:p>
-    <w:bookmarkEnd w:id="61"/>
-    <w:bookmarkEnd w:id="62"/>
-    <w:bookmarkStart w:id="67" w:name="a-small-menu-not-a-breathing-olympics"/>
+    <w:bookmarkEnd w:id="67"/>
+    <w:bookmarkEnd w:id="68"/>
+    <w:bookmarkStart w:id="73" w:name="a-small-menu-not-a-breathing-olympics"/>
     <w:p>
       <w:pPr>
         <w:pStyle w:val="Heading2"/>
@@ -4378,7 +4368,7 @@
         <w:t xml:space="preserve">A small menu, not a breathing Olympics</w:t>
       </w:r>
     </w:p>
-    <w:bookmarkStart w:id="63" w:name="longer-exhale"/>
+    <w:bookmarkStart w:id="69" w:name="longer-exhale"/>
     <w:p>
       <w:pPr>
         <w:pStyle w:val="Heading3"/>
@@ -4401,8 +4391,8 @@
         <w:t xml:space="preserve">comfortable.</w:t>
       </w:r>
     </w:p>
-    <w:bookmarkEnd w:id="63"/>
-    <w:bookmarkStart w:id="65" w:name="physiological-sigh"/>
+    <w:bookmarkEnd w:id="69"/>
+    <w:bookmarkStart w:id="71" w:name="physiological-sigh"/>
     <w:p>
       <w:pPr>
         <w:pStyle w:val="Heading3"/>
@@ -4462,11 +4452,11 @@
         <w:rPr>
           <w:rStyle w:val="FootnoteReference"/>
         </w:rPr>
-        <w:footnoteReference w:id="64"/>
-      </w:r>
-    </w:p>
-    <w:bookmarkEnd w:id="65"/>
-    <w:bookmarkStart w:id="66" w:name="box-breathing"/>
+        <w:footnoteReference w:id="70"/>
+      </w:r>
+    </w:p>
+    <w:bookmarkEnd w:id="71"/>
+    <w:bookmarkStart w:id="72" w:name="box-breathing"/>
     <w:p>
       <w:pPr>
         <w:pStyle w:val="Heading3"/>
@@ -4503,9 +4493,9 @@
         <w:t xml:space="preserve">exam.</w:t>
       </w:r>
     </w:p>
-    <w:bookmarkEnd w:id="66"/>
-    <w:bookmarkEnd w:id="67"/>
-    <w:bookmarkStart w:id="68" w:name="the-bathroom-control-panel"/>
+    <w:bookmarkEnd w:id="72"/>
+    <w:bookmarkEnd w:id="73"/>
+    <w:bookmarkStart w:id="74" w:name="the-bathroom-control-panel"/>
     <w:p>
       <w:pPr>
         <w:pStyle w:val="Heading2"/>
@@ -4745,8 +4735,8 @@
         </w:tc>
       </w:tr>
     </w:tbl>
-    <w:bookmarkEnd w:id="68"/>
-    <w:bookmarkStart w:id="69" w:name="a-conceptual-calming-model"/>
+    <w:bookmarkEnd w:id="74"/>
+    <w:bookmarkStart w:id="75" w:name="a-conceptual-calming-model"/>
     <w:p>
       <w:pPr>
         <w:pStyle w:val="Heading2"/>
@@ -4941,8 +4931,8 @@
         <w:t xml:space="preserve">even when calm does not arrive in one cinematic wave.</w:t>
       </w:r>
     </w:p>
-    <w:bookmarkEnd w:id="69"/>
-    <w:bookmarkStart w:id="70" w:name="unhook-from-the-thought"/>
+    <w:bookmarkEnd w:id="75"/>
+    <w:bookmarkStart w:id="76" w:name="unhook-from-the-thought"/>
     <w:p>
       <w:pPr>
         <w:pStyle w:val="Heading2"/>
@@ -5029,8 +5019,8 @@
         <w:t xml:space="preserve">want to be for the next five minutes?</w:t>
       </w:r>
     </w:p>
-    <w:bookmarkEnd w:id="70"/>
-    <w:bookmarkStart w:id="71" w:name="leaving-the-bathroom"/>
+    <w:bookmarkEnd w:id="76"/>
+    <w:bookmarkStart w:id="77" w:name="leaving-the-bathroom"/>
     <w:p>
       <w:pPr>
         <w:pStyle w:val="Heading2"/>
@@ -5145,8 +5135,8 @@
         <w:t xml:space="preserve">safe place during violence, use Ch.3D and Ch.7 instead.</w:t>
       </w:r>
     </w:p>
-    <w:bookmarkEnd w:id="71"/>
-    <w:bookmarkStart w:id="72" w:name="when-calm-is-not-enough"/>
+    <w:bookmarkEnd w:id="77"/>
+    <w:bookmarkStart w:id="78" w:name="when-calm-is-not-enough"/>
     <w:p>
       <w:pPr>
         <w:pStyle w:val="Heading2"/>
@@ -5235,23 +5225,22 @@
         <w:t xml:space="preserve">acute self-harm or other immediate danger.</w:t>
       </w:r>
     </w:p>
-    <w:p>
-      <w:pPr>
-        <w:pStyle w:val="BodyText"/>
-      </w:pPr>
-      <w:r>
-        <w:t xml:space="preserve">::: {#05-self-ambulance .chapter}</w:t>
-      </w:r>
-      <w:r>
-        <w:t xml:space="preserve"> </w:t>
-      </w:r>
-      <w:r>
-        <w:t xml:space="preserve"># First Aid — You Are the First Link, Not the Whole Ambulance</w:t>
-      </w:r>
-    </w:p>
-    <w:p>
-      <w:pPr>
-        <w:pStyle w:val="BodyText"/>
+    <w:bookmarkEnd w:id="78"/>
+    <w:bookmarkEnd w:id="79"/>
+    <w:bookmarkEnd w:id="80"/>
+    <w:bookmarkStart w:id="103" w:name="Xd36fe72561071d7c98d6e9878ac2a07e92a8dca"/>
+    <w:bookmarkStart w:id="102" w:name="Xa3d181cdf369b92c93e7ce7cad36db164f9463f"/>
+    <w:p>
+      <w:pPr>
+        <w:pStyle w:val="Heading1"/>
+      </w:pPr>
+      <w:r>
+        <w:t xml:space="preserve">First Aid — You Are the First Link, Not the Whole Ambulance</w:t>
+      </w:r>
+    </w:p>
+    <w:p>
+      <w:pPr>
+        <w:pStyle w:val="FirstParagraph"/>
       </w:pPr>
       <w:r>
         <w:t xml:space="preserve">This chapter is a prompt, not a first-aid qualification. Call</w:t>
@@ -5279,8 +5268,7 @@
         <w:t xml:space="preserve">follow the dispatcher. Put the phone on speaker. Unlock the door if safe.</w:t>
       </w:r>
     </w:p>
-    <w:bookmarkEnd w:id="72"/>
-    <w:bookmarkStart w:id="76" w:name="the-first-minute"/>
+    <w:bookmarkStart w:id="84" w:name="the-first-minute"/>
     <w:p>
       <w:pPr>
         <w:pStyle w:val="Heading2"/>
@@ -5433,18 +5421,18 @@
           <wp:inline>
             <wp:extent cx="5334000" cy="5504472"/>
             <wp:effectExtent b="0" l="0" r="0" t="0"/>
-            <wp:docPr descr="First-aid triage overview" title="" id="74" name="Picture"/>
+            <wp:docPr descr="First-aid triage overview" title="" id="82" name="Picture"/>
             <a:graphic>
               <a:graphicData uri="http://schemas.openxmlformats.org/drawingml/2006/picture">
                 <pic:pic>
                   <pic:nvPicPr>
-                    <pic:cNvPr descr="build/diagrams/triage_flow.png" id="75" name="Picture"/>
+                    <pic:cNvPr descr="build/diagrams/triage_flow.png" id="83" name="Picture"/>
                     <pic:cNvPicPr>
                       <a:picLocks noChangeArrowheads="1" noChangeAspect="1"/>
                     </pic:cNvPicPr>
                   </pic:nvPicPr>
                   <pic:blipFill>
-                    <a:blip r:embed="rId73"/>
+                    <a:blip r:embed="rId81"/>
                     <a:stretch>
                       <a:fillRect/>
                     </a:stretch>
@@ -5479,8 +5467,8 @@
         <w:t xml:space="preserve">First-aid triage overview</w:t>
       </w:r>
     </w:p>
-    <w:bookmarkEnd w:id="76"/>
-    <w:bookmarkStart w:id="78" w:name="unresponsive-and-not-breathing-normally"/>
+    <w:bookmarkEnd w:id="84"/>
+    <w:bookmarkStart w:id="86" w:name="unresponsive-and-not-breathing-normally"/>
     <w:p>
       <w:pPr>
         <w:pStyle w:val="Heading2"/>
@@ -5618,11 +5606,11 @@
         <w:rPr>
           <w:rStyle w:val="FootnoteReference"/>
         </w:rPr>
-        <w:footnoteReference w:id="77"/>
-      </w:r>
-    </w:p>
-    <w:bookmarkEnd w:id="78"/>
-    <w:bookmarkStart w:id="79" w:name="unresponsive-but-breathing-normally"/>
+        <w:footnoteReference w:id="85"/>
+      </w:r>
+    </w:p>
+    <w:bookmarkEnd w:id="86"/>
+    <w:bookmarkStart w:id="87" w:name="unresponsive-but-breathing-normally"/>
     <w:p>
       <w:pPr>
         <w:pStyle w:val="Heading2"/>
@@ -5664,8 +5652,8 @@
         <w:t xml:space="preserve">If breathing becomes abnormal, start CPR.</w:t>
       </w:r>
     </w:p>
-    <w:bookmarkEnd w:id="79"/>
-    <w:bookmarkStart w:id="80" w:name="choking"/>
+    <w:bookmarkEnd w:id="87"/>
+    <w:bookmarkStart w:id="88" w:name="choking"/>
     <w:p>
       <w:pPr>
         <w:pStyle w:val="Heading2"/>
@@ -5716,8 +5704,8 @@
         <w:t xml:space="preserve">finger inside the mouth.</w:t>
       </w:r>
     </w:p>
-    <w:bookmarkEnd w:id="80"/>
-    <w:bookmarkStart w:id="82" w:name="severe-bleeding"/>
+    <w:bookmarkEnd w:id="88"/>
+    <w:bookmarkStart w:id="90" w:name="severe-bleeding"/>
     <w:p>
       <w:pPr>
         <w:pStyle w:val="Heading2"/>
@@ -5822,11 +5810,11 @@
         <w:rPr>
           <w:rStyle w:val="FootnoteReference"/>
         </w:rPr>
-        <w:footnoteReference w:id="81"/>
-      </w:r>
-    </w:p>
-    <w:bookmarkEnd w:id="82"/>
-    <w:bookmarkStart w:id="84" w:name="burns"/>
+        <w:footnoteReference w:id="89"/>
+      </w:r>
+    </w:p>
+    <w:bookmarkEnd w:id="90"/>
+    <w:bookmarkStart w:id="92" w:name="burns"/>
     <w:p>
       <w:pPr>
         <w:pStyle w:val="Heading2"/>
@@ -5965,11 +5953,11 @@
         <w:rPr>
           <w:rStyle w:val="FootnoteReference"/>
         </w:rPr>
-        <w:footnoteReference w:id="83"/>
-      </w:r>
-    </w:p>
-    <w:bookmarkEnd w:id="84"/>
-    <w:bookmarkStart w:id="85" w:name="chemical-in-eye-or-on-skin"/>
+        <w:footnoteReference w:id="91"/>
+      </w:r>
+    </w:p>
+    <w:bookmarkEnd w:id="92"/>
+    <w:bookmarkStart w:id="93" w:name="chemical-in-eye-or-on-skin"/>
     <w:p>
       <w:pPr>
         <w:pStyle w:val="Heading2"/>
@@ -6020,8 +6008,8 @@
         <w:t xml:space="preserve">advice.</w:t>
       </w:r>
     </w:p>
-    <w:bookmarkEnd w:id="85"/>
-    <w:bookmarkStart w:id="86" w:name="stroke-fast"/>
+    <w:bookmarkEnd w:id="93"/>
+    <w:bookmarkStart w:id="94" w:name="stroke-fast"/>
     <w:p>
       <w:pPr>
         <w:pStyle w:val="Heading2"/>
@@ -6148,8 +6136,8 @@
         <w:t xml:space="preserve">Do not wait for several signs. One sudden FAST sign is enough to call.</w:t>
       </w:r>
     </w:p>
-    <w:bookmarkEnd w:id="86"/>
-    <w:bookmarkStart w:id="87" w:name="chest-pain-or-severe-breathlessness"/>
+    <w:bookmarkEnd w:id="94"/>
+    <w:bookmarkStart w:id="95" w:name="chest-pain-or-severe-breathlessness"/>
     <w:p>
       <w:pPr>
         <w:pStyle w:val="Heading2"/>
@@ -6194,8 +6182,8 @@
         <w:t xml:space="preserve">rest in the position that makes breathing easiest. Do not drive yourself.</w:t>
       </w:r>
     </w:p>
-    <w:bookmarkEnd w:id="87"/>
-    <w:bookmarkStart w:id="88" w:name="anaphylaxis"/>
+    <w:bookmarkEnd w:id="95"/>
+    <w:bookmarkStart w:id="96" w:name="anaphylaxis"/>
     <w:p>
       <w:pPr>
         <w:pStyle w:val="Heading2"/>
@@ -6299,8 +6287,8 @@
         <w:t xml:space="preserve">Antihistamines do not replace adrenaline in anaphylaxis.</w:t>
       </w:r>
     </w:p>
-    <w:bookmarkEnd w:id="88"/>
-    <w:bookmarkStart w:id="89" w:name="poisoning"/>
+    <w:bookmarkEnd w:id="96"/>
+    <w:bookmarkStart w:id="97" w:name="poisoning"/>
     <w:p>
       <w:pPr>
         <w:pStyle w:val="Heading2"/>
@@ -6434,8 +6422,8 @@
         <w:t xml:space="preserve">For inhaled fumes, protect yourself and move to fresh air only if this is safe.</w:t>
       </w:r>
     </w:p>
-    <w:bookmarkEnd w:id="89"/>
-    <w:bookmarkStart w:id="91" w:name="pain-without-a-red-flag"/>
+    <w:bookmarkEnd w:id="97"/>
+    <w:bookmarkStart w:id="99" w:name="pain-without-a-red-flag"/>
     <w:p>
       <w:pPr>
         <w:pStyle w:val="Heading2"/>
@@ -6489,11 +6477,11 @@
         <w:rPr>
           <w:rStyle w:val="FootnoteReference"/>
         </w:rPr>
-        <w:footnoteReference w:id="90"/>
-      </w:r>
-    </w:p>
-    <w:bookmarkEnd w:id="91"/>
-    <w:bookmarkStart w:id="92" w:name="while-waiting"/>
+        <w:footnoteReference w:id="98"/>
+      </w:r>
+    </w:p>
+    <w:bookmarkEnd w:id="99"/>
+    <w:bookmarkStart w:id="100" w:name="while-waiting"/>
     <w:p>
       <w:pPr>
         <w:pStyle w:val="Heading2"/>
@@ -6568,8 +6556,8 @@
         <w:t xml:space="preserve">If the condition changes, tell the dispatcher.</w:t>
       </w:r>
     </w:p>
-    <w:bookmarkEnd w:id="92"/>
-    <w:bookmarkStart w:id="93" w:name="red-flag-theorem-again"/>
+    <w:bookmarkEnd w:id="100"/>
+    <w:bookmarkStart w:id="101" w:name="red-flag-theorem-again"/>
     <w:p>
       <w:pPr>
         <w:pStyle w:val="Heading2"/>
@@ -6629,23 +6617,22 @@
         <w:t xml:space="preserve">information. None of them reliably cancel a red flag for a lay reader.</w:t>
       </w:r>
     </w:p>
-    <w:p>
-      <w:pPr>
-        <w:pStyle w:val="BodyText"/>
-      </w:pPr>
-      <w:r>
-        <w:t xml:space="preserve">::: {#06-zombie-guide .chapter}</w:t>
-      </w:r>
-      <w:r>
-        <w:t xml:space="preserve"> </w:t>
-      </w:r>
-      <w:r>
-        <w:t xml:space="preserve"># Zombie Guide — Mostly for Non-Zombie Disasters</w:t>
-      </w:r>
-    </w:p>
-    <w:p>
-      <w:pPr>
-        <w:pStyle w:val="BodyText"/>
+    <w:bookmarkEnd w:id="101"/>
+    <w:bookmarkEnd w:id="102"/>
+    <w:bookmarkEnd w:id="103"/>
+    <w:bookmarkStart w:id="123" w:name="X17f50b5401d83f7cb1964eeb27aac48e97957df"/>
+    <w:bookmarkStart w:id="122" w:name="Xbff63731fa678ffda652817976fcff71eb0423f"/>
+    <w:p>
+      <w:pPr>
+        <w:pStyle w:val="Heading1"/>
+      </w:pPr>
+      <w:r>
+        <w:t xml:space="preserve">Zombie Guide — Mostly for Non-Zombie Disasters</w:t>
+      </w:r>
+    </w:p>
+    <w:p>
+      <w:pPr>
+        <w:pStyle w:val="FirstParagraph"/>
       </w:pPr>
       <w:r>
         <w:t xml:space="preserve">No confirmed zombie outbreak is known. Power cuts, floods, heat, contaminated</w:t>
@@ -6663,8 +6650,7 @@
         <w:t xml:space="preserve">stays because a guide is more likely to be read when it contains one zombie.</w:t>
       </w:r>
     </w:p>
-    <w:bookmarkEnd w:id="93"/>
-    <w:bookmarkStart w:id="94" w:name="verify-before-optimizing"/>
+    <w:bookmarkStart w:id="104" w:name="verify-before-optimizing"/>
     <w:p>
       <w:pPr>
         <w:pStyle w:val="Heading2"/>
@@ -6783,8 +6769,8 @@
         <w:t xml:space="preserve">Do not leave a safe building merely because a group chat has cinematic energy.</w:t>
       </w:r>
     </w:p>
-    <w:bookmarkEnd w:id="94"/>
-    <w:bookmarkStart w:id="98" w:name="survival-mathematics-model-not-prophecy"/>
+    <w:bookmarkEnd w:id="104"/>
+    <w:bookmarkStart w:id="108" w:name="survival-mathematics-model-not-prophecy"/>
     <w:p>
       <w:pPr>
         <w:pStyle w:val="Heading2"/>
@@ -6958,18 +6944,18 @@
           <wp:inline>
             <wp:extent cx="5334000" cy="5132124"/>
             <wp:effectExtent b="0" l="0" r="0" t="0"/>
-            <wp:docPr descr="Priority pyramid for disrupted infrastructure" title="" id="96" name="Picture"/>
+            <wp:docPr descr="Priority pyramid for disrupted infrastructure" title="" id="106" name="Picture"/>
             <a:graphic>
               <a:graphicData uri="http://schemas.openxmlformats.org/drawingml/2006/picture">
                 <pic:pic>
                   <pic:nvPicPr>
-                    <pic:cNvPr descr="build/diagrams/survival_pyramid.png" id="97" name="Picture"/>
+                    <pic:cNvPr descr="build/diagrams/survival_pyramid.png" id="107" name="Picture"/>
                     <pic:cNvPicPr>
                       <a:picLocks noChangeArrowheads="1" noChangeAspect="1"/>
                     </pic:cNvPicPr>
                   </pic:nvPicPr>
                   <pic:blipFill>
-                    <a:blip r:embed="rId95"/>
+                    <a:blip r:embed="rId105"/>
                     <a:stretch>
                       <a:fillRect/>
                     </a:stretch>
@@ -7004,8 +6990,8 @@
         <w:t xml:space="preserve">Priority pyramid for disrupted infrastructure</w:t>
       </w:r>
     </w:p>
-    <w:bookmarkEnd w:id="98"/>
-    <w:bookmarkStart w:id="100" w:name="water"/>
+    <w:bookmarkEnd w:id="108"/>
+    <w:bookmarkStart w:id="110" w:name="water"/>
     <w:p>
       <w:pPr>
         <w:pStyle w:val="Heading2"/>
@@ -7216,11 +7202,11 @@
         <w:rPr>
           <w:rStyle w:val="FootnoteReference"/>
         </w:rPr>
-        <w:footnoteReference w:id="99"/>
-      </w:r>
-    </w:p>
-    <w:bookmarkEnd w:id="100"/>
-    <w:bookmarkStart w:id="101" w:name="air-fire-and-carbon-monoxide"/>
+        <w:footnoteReference w:id="109"/>
+      </w:r>
+    </w:p>
+    <w:bookmarkEnd w:id="110"/>
+    <w:bookmarkStart w:id="111" w:name="air-fire-and-carbon-monoxide"/>
     <w:p>
       <w:pPr>
         <w:pStyle w:val="Heading2"/>
@@ -7279,8 +7265,8 @@
         <w:t xml:space="preserve">Leave if safe and call from outside.</w:t>
       </w:r>
     </w:p>
-    <w:bookmarkEnd w:id="101"/>
-    <w:bookmarkStart w:id="102" w:name="food-and-medication"/>
+    <w:bookmarkEnd w:id="111"/>
+    <w:bookmarkStart w:id="112" w:name="food-and-medication"/>
     <w:p>
       <w:pPr>
         <w:pStyle w:val="Heading2"/>
@@ -7367,8 +7353,8 @@
         <w:t xml:space="preserve">is a terrible side quest.</w:t>
       </w:r>
     </w:p>
-    <w:bookmarkEnd w:id="102"/>
-    <w:bookmarkStart w:id="103" w:name="hygiene"/>
+    <w:bookmarkEnd w:id="112"/>
+    <w:bookmarkStart w:id="113" w:name="hygiene"/>
     <w:p>
       <w:pPr>
         <w:pStyle w:val="Heading2"/>
@@ -7403,8 +7389,8 @@
         <w:t xml:space="preserve">contain waste away from food and water.</w:t>
       </w:r>
     </w:p>
-    <w:bookmarkEnd w:id="103"/>
-    <w:bookmarkStart w:id="104" w:name="power-and-information"/>
+    <w:bookmarkEnd w:id="113"/>
+    <w:bookmarkStart w:id="114" w:name="power-and-information"/>
     <w:p>
       <w:pPr>
         <w:pStyle w:val="Heading2"/>
@@ -7473,8 +7459,8 @@
         <w:t xml:space="preserve">Preserve battery by lowering brightness and disabling unnecessary radios.</w:t>
       </w:r>
     </w:p>
-    <w:bookmarkEnd w:id="104"/>
-    <w:bookmarkStart w:id="108" w:name="group-coordination"/>
+    <w:bookmarkEnd w:id="114"/>
+    <w:bookmarkStart w:id="118" w:name="group-coordination"/>
     <w:p>
       <w:pPr>
         <w:pStyle w:val="Heading2"/>
@@ -7725,18 +7711,18 @@
           <wp:inline>
             <wp:extent cx="5334000" cy="2860396"/>
             <wp:effectExtent b="0" l="0" r="0" t="0"/>
-            <wp:docPr descr="Coordination scaling from one person to a community" title="" id="106" name="Picture"/>
+            <wp:docPr descr="Coordination scaling from one person to a community" title="" id="116" name="Picture"/>
             <a:graphic>
               <a:graphicData uri="http://schemas.openxmlformats.org/drawingml/2006/picture">
                 <pic:pic>
                   <pic:nvPicPr>
-                    <pic:cNvPr descr="build/diagrams/scaling_chart.png" id="107" name="Picture"/>
+                    <pic:cNvPr descr="build/diagrams/scaling_chart.png" id="117" name="Picture"/>
                     <pic:cNvPicPr>
                       <a:picLocks noChangeArrowheads="1" noChangeAspect="1"/>
                     </pic:cNvPicPr>
                   </pic:nvPicPr>
                   <pic:blipFill>
-                    <a:blip r:embed="rId105"/>
+                    <a:blip r:embed="rId115"/>
                     <a:stretch>
                       <a:fillRect/>
                     </a:stretch>
@@ -7771,8 +7757,8 @@
         <w:t xml:space="preserve">Coordination scaling from one person to a community</w:t>
       </w:r>
     </w:p>
-    <w:bookmarkEnd w:id="108"/>
-    <w:bookmarkStart w:id="110" w:name="commons-theorem"/>
+    <w:bookmarkEnd w:id="118"/>
+    <w:bookmarkStart w:id="120" w:name="commons-theorem"/>
     <w:p>
       <w:pPr>
         <w:pStyle w:val="Heading2"/>
@@ -7884,11 +7870,11 @@
         <w:rPr>
           <w:rStyle w:val="FootnoteReference"/>
         </w:rPr>
-        <w:footnoteReference w:id="109"/>
-      </w:r>
-    </w:p>
-    <w:bookmarkEnd w:id="110"/>
-    <w:bookmarkStart w:id="111" w:name="evacuation-pocket-list"/>
+        <w:footnoteReference w:id="119"/>
+      </w:r>
+    </w:p>
+    <w:bookmarkEnd w:id="120"/>
+    <w:bookmarkStart w:id="121" w:name="evacuation-pocket-list"/>
     <w:p>
       <w:pPr>
         <w:pStyle w:val="Heading2"/>
@@ -8019,22 +8005,20 @@
         <w:t xml:space="preserve">literature unless authorities specifically request an ethics seminar.</w:t>
       </w:r>
     </w:p>
-    <w:p>
-      <w:pPr>
-        <w:pStyle w:val="BodyText"/>
-      </w:pPr>
-      <w:r>
-        <w:t xml:space="preserve">::: {#07-professional-support .chapter}</w:t>
-      </w:r>
-      <w:r>
-        <w:t xml:space="preserve"> </w:t>
-      </w:r>
-      <w:r>
-        <w:t xml:space="preserve"># Professional Support — When the Bathroom Is Too Small</w:t>
-      </w:r>
-    </w:p>
-    <w:bookmarkEnd w:id="111"/>
-    <w:bookmarkStart w:id="113" w:name="germany-quick-reference"/>
+    <w:bookmarkEnd w:id="121"/>
+    <w:bookmarkEnd w:id="122"/>
+    <w:bookmarkEnd w:id="123"/>
+    <w:bookmarkStart w:id="137" w:name="X3ea102efb18087f10ff4805eee23f758872632a"/>
+    <w:bookmarkStart w:id="136" w:name="X153cb4b7f99ad2d758307535c65dea8faa97e69"/>
+    <w:p>
+      <w:pPr>
+        <w:pStyle w:val="Heading1"/>
+      </w:pPr>
+      <w:r>
+        <w:t xml:space="preserve">Professional Support — When the Bathroom Is Too Small</w:t>
+      </w:r>
+    </w:p>
+    <w:bookmarkStart w:id="125" w:name="germany-quick-reference"/>
     <w:p>
       <w:pPr>
         <w:pStyle w:val="Heading2"/>
@@ -8459,11 +8443,11 @@
         <w:rPr>
           <w:rStyle w:val="FootnoteReference"/>
         </w:rPr>
-        <w:footnoteReference w:id="112"/>
-      </w:r>
-    </w:p>
-    <w:bookmarkEnd w:id="113"/>
-    <w:bookmarkStart w:id="114" w:name="the-call-script"/>
+        <w:footnoteReference w:id="124"/>
+      </w:r>
+    </w:p>
+    <w:bookmarkEnd w:id="125"/>
+    <w:bookmarkStart w:id="126" w:name="the-call-script"/>
     <w:p>
       <w:pPr>
         <w:pStyle w:val="Heading2"/>
@@ -8635,8 +8619,8 @@
         <w:t xml:space="preserve">first sentence was delivered.</w:t>
       </w:r>
     </w:p>
-    <w:bookmarkEnd w:id="114"/>
-    <w:bookmarkStart w:id="118" w:name="psychological-crisis"/>
+    <w:bookmarkEnd w:id="126"/>
+    <w:bookmarkStart w:id="130" w:name="psychological-crisis"/>
     <w:p>
       <w:pPr>
         <w:pStyle w:val="Heading2"/>
@@ -8645,7 +8629,7 @@
         <w:t xml:space="preserve">Psychological crisis</w:t>
       </w:r>
     </w:p>
-    <w:bookmarkStart w:id="115" w:name="acute-danger"/>
+    <w:bookmarkStart w:id="127" w:name="acute-danger"/>
     <w:p>
       <w:pPr>
         <w:pStyle w:val="Heading3"/>
@@ -8743,8 +8727,8 @@
         <w:t xml:space="preserve">to immediate safety deserves real-time professional help.</w:t>
       </w:r>
     </w:p>
-    <w:bookmarkEnd w:id="115"/>
-    <w:bookmarkStart w:id="117" w:name="urgent-support-without-acute-danger"/>
+    <w:bookmarkEnd w:id="127"/>
+    <w:bookmarkStart w:id="129" w:name="urgent-support-without-acute-danger"/>
     <w:p>
       <w:pPr>
         <w:pStyle w:val="Heading3"/>
@@ -8850,12 +8834,12 @@
         <w:rPr>
           <w:rStyle w:val="FootnoteReference"/>
         </w:rPr>
-        <w:footnoteReference w:id="116"/>
-      </w:r>
-    </w:p>
-    <w:bookmarkEnd w:id="117"/>
-    <w:bookmarkEnd w:id="118"/>
-    <w:bookmarkStart w:id="119" w:name="violence-and-coercion"/>
+        <w:footnoteReference w:id="128"/>
+      </w:r>
+    </w:p>
+    <w:bookmarkEnd w:id="129"/>
+    <w:bookmarkEnd w:id="130"/>
+    <w:bookmarkStart w:id="131" w:name="violence-and-coercion"/>
     <w:p>
       <w:pPr>
         <w:pStyle w:val="Heading2"/>
@@ -8966,8 +8950,8 @@
         <w:t xml:space="preserve">A bathroom lock is a delay mechanism, not a complete safety plan.</w:t>
       </w:r>
     </w:p>
-    <w:bookmarkEnd w:id="119"/>
-    <w:bookmarkStart w:id="120" w:name="medical-and-reproductive-support"/>
+    <w:bookmarkEnd w:id="131"/>
+    <w:bookmarkStart w:id="132" w:name="medical-and-reproductive-support"/>
     <w:p>
       <w:pPr>
         <w:pStyle w:val="Heading2"/>
@@ -9062,8 +9046,8 @@
         <w:t xml:space="preserve">breastfeeding.</w:t>
       </w:r>
     </w:p>
-    <w:bookmarkEnd w:id="120"/>
-    <w:bookmarkStart w:id="121" w:name="children-dependants-and-caregiving"/>
+    <w:bookmarkEnd w:id="132"/>
+    <w:bookmarkStart w:id="133" w:name="children-dependants-and-caregiving"/>
     <w:p>
       <w:pPr>
         <w:pStyle w:val="Heading2"/>
@@ -9112,8 +9096,8 @@
         <w:t xml:space="preserve">dependent person is supervised, and call a crisis or emergency service.</w:t>
       </w:r>
     </w:p>
-    <w:bookmarkEnd w:id="121"/>
-    <w:bookmarkStart w:id="122" w:name="housing-and-no-place-tonight"/>
+    <w:bookmarkEnd w:id="133"/>
+    <w:bookmarkStart w:id="134" w:name="housing-and-no-place-tonight"/>
     <w:p>
       <w:pPr>
         <w:pStyle w:val="Heading2"/>
@@ -9221,8 +9205,8 @@
         <w:t xml:space="preserve">.</w:t>
       </w:r>
     </w:p>
-    <w:bookmarkEnd w:id="122"/>
-    <w:bookmarkStart w:id="123" w:name="fill-these-before-deployment"/>
+    <w:bookmarkEnd w:id="134"/>
+    <w:bookmarkStart w:id="135" w:name="fill-these-before-deployment"/>
     <w:p>
       <w:pPr>
         <w:pStyle w:val="Heading2"/>
@@ -9448,9 +9432,11 @@
         </w:tc>
       </w:tr>
     </w:tbl>
-    <w:bookmarkEnd w:id="123"/>
-    <w:bookmarkStart w:id="138" w:name="X1bc39f766b0f8a37187cdbc57415c7f398bb31b"/>
-    <w:bookmarkStart w:id="137" w:name="appendix-the-useful-loose-ends"/>
+    <w:bookmarkEnd w:id="135"/>
+    <w:bookmarkEnd w:id="136"/>
+    <w:bookmarkEnd w:id="137"/>
+    <w:bookmarkStart w:id="152" w:name="X1bc39f766b0f8a37187cdbc57415c7f398bb31b"/>
+    <w:bookmarkStart w:id="151" w:name="appendix-the-useful-loose-ends"/>
     <w:p>
       <w:pPr>
         <w:pStyle w:val="Heading1"/>
@@ -9459,7 +9445,7 @@
         <w:t xml:space="preserve">Appendix — The Useful Loose Ends</w:t>
       </w:r>
     </w:p>
-    <w:bookmarkStart w:id="124" w:name="evidence-labels"/>
+    <w:bookmarkStart w:id="138" w:name="evidence-labels"/>
     <w:p>
       <w:pPr>
         <w:pStyle w:val="Heading2"/>
@@ -9847,8 +9833,8 @@
         <w:t xml:space="preserve">coat show its ID.</w:t>
       </w:r>
     </w:p>
-    <w:bookmarkEnd w:id="124"/>
-    <w:bookmarkStart w:id="133" w:name="formula-and-theorem-index"/>
+    <w:bookmarkEnd w:id="138"/>
+    <w:bookmarkStart w:id="147" w:name="formula-and-theorem-index"/>
     <w:p>
       <w:pPr>
         <w:pStyle w:val="Heading2"/>
@@ -9857,7 +9843,7 @@
         <w:t xml:space="preserve">Formula and theorem index</w:t>
       </w:r>
     </w:p>
-    <w:bookmarkStart w:id="125" w:name="red-flag-dominance-routing-protocol"/>
+    <w:bookmarkStart w:id="139" w:name="red-flag-dominance-routing-protocol"/>
     <w:p>
       <w:pPr>
         <w:pStyle w:val="Heading3"/>
@@ -9952,8 +9938,8 @@
         <w:t xml:space="preserve">A positive red flag overrides scores and self-reassurance.</w:t>
       </w:r>
     </w:p>
-    <w:bookmarkEnd w:id="125"/>
-    <w:bookmarkStart w:id="126" w:name="tiny-action-queue-design-theorem"/>
+    <w:bookmarkEnd w:id="139"/>
+    <w:bookmarkStart w:id="140" w:name="tiny-action-queue-design-theorem"/>
     <w:p>
       <w:pPr>
         <w:pStyle w:val="Heading3"/>
@@ -10034,8 +10020,8 @@
         <w:t xml:space="preserve">Acute instructions should fit in a small working-memory budget.</w:t>
       </w:r>
     </w:p>
-    <w:bookmarkEnd w:id="126"/>
-    <w:bookmarkStart w:id="127" w:name="pain-change-descriptive-communication"/>
+    <w:bookmarkEnd w:id="140"/>
+    <w:bookmarkStart w:id="141" w:name="pain-change-descriptive-communication"/>
     <w:p>
       <w:pPr>
         <w:pStyle w:val="Heading3"/>
@@ -10130,8 +10116,8 @@
         <w:t xml:space="preserve">Useful for reporting change; not a measure of injury or urgency.</w:t>
       </w:r>
     </w:p>
-    <w:bookmarkEnd w:id="127"/>
-    <w:bookmarkStart w:id="128" w:name="breath-pacing-descriptive-equation"/>
+    <w:bookmarkEnd w:id="141"/>
+    <w:bookmarkStart w:id="142" w:name="breath-pacing-descriptive-equation"/>
     <w:p>
       <w:pPr>
         <w:pStyle w:val="Heading3"/>
@@ -10232,8 +10218,8 @@
         <w:t xml:space="preserve">Describes a chosen pattern. Comfort and safety set the pattern.</w:t>
       </w:r>
     </w:p>
-    <w:bookmarkEnd w:id="128"/>
-    <w:bookmarkStart w:id="129" w:name="X0b2d8513372c54bcdffac518666ce48f5bc7274"/>
+    <w:bookmarkEnd w:id="142"/>
+    <w:bookmarkStart w:id="143" w:name="X0b2d8513372c54bcdffac518666ce48f5bc7274"/>
     <w:p>
       <w:pPr>
         <w:pStyle w:val="Heading3"/>
@@ -10318,8 +10304,8 @@
         <w:t xml:space="preserve">days; individual needs vary.</w:t>
       </w:r>
     </w:p>
-    <w:bookmarkEnd w:id="129"/>
-    <w:bookmarkStart w:id="130" w:name="communication-channels-graph-theorem"/>
+    <w:bookmarkEnd w:id="143"/>
+    <w:bookmarkStart w:id="144" w:name="communication-channels-graph-theorem"/>
     <w:p>
       <w:pPr>
         <w:pStyle w:val="Heading3"/>
@@ -10407,8 +10393,8 @@
         <w:t xml:space="preserve">Explains why groups need roles and broadcast channels.</w:t>
       </w:r>
     </w:p>
-    <w:bookmarkEnd w:id="130"/>
-    <w:bookmarkStart w:id="131" w:name="survival-function-mathematical-model"/>
+    <w:bookmarkEnd w:id="144"/>
+    <w:bookmarkStart w:id="145" w:name="survival-function-mathematical-model"/>
     <w:p>
       <w:pPr>
         <w:pStyle w:val="Heading3"/>
@@ -10526,8 +10512,8 @@
         <w:t xml:space="preserve">Valid mathematics, useless as a personal forecast without measured hazard data.</w:t>
       </w:r>
     </w:p>
-    <w:bookmarkEnd w:id="131"/>
-    <w:bookmarkStart w:id="132" w:name="accountability-tuple-procedural-mnemonic"/>
+    <w:bookmarkEnd w:id="145"/>
+    <w:bookmarkStart w:id="146" w:name="accountability-tuple-procedural-mnemonic"/>
     <w:p>
       <w:pPr>
         <w:pStyle w:val="Heading3"/>
@@ -10634,9 +10620,9 @@
         <w:t xml:space="preserve">Turns guilt into observable repair work.</w:t>
       </w:r>
     </w:p>
-    <w:bookmarkEnd w:id="132"/>
-    <w:bookmarkEnd w:id="133"/>
-    <w:bookmarkStart w:id="134" w:name="pocket-print-card"/>
+    <w:bookmarkEnd w:id="146"/>
+    <w:bookmarkEnd w:id="147"/>
+    <w:bookmarkStart w:id="148" w:name="pocket-print-card"/>
     <w:p>
       <w:pPr>
         <w:pStyle w:val="Heading2"/>
@@ -10745,8 +10731,8 @@
         <w:t xml:space="preserve">Official warning · water · air/fire · medication · roles</w:t>
       </w:r>
     </w:p>
-    <w:bookmarkEnd w:id="134"/>
-    <w:bookmarkStart w:id="135" w:name="offline-deployment-checklist"/>
+    <w:bookmarkEnd w:id="148"/>
+    <w:bookmarkStart w:id="149" w:name="offline-deployment-checklist"/>
     <w:p>
       <w:pPr>
         <w:pStyle w:val="Heading2"/>
@@ -10833,8 +10819,8 @@
         <w:t xml:space="preserve">strong thematic alignment.</w:t>
       </w:r>
     </w:p>
-    <w:bookmarkEnd w:id="135"/>
-    <w:bookmarkStart w:id="136" w:name="navigation-invariant"/>
+    <w:bookmarkEnd w:id="149"/>
+    <w:bookmarkStart w:id="150" w:name="navigation-invariant"/>
     <w:p>
       <w:pPr>
         <w:pStyle w:val="Heading2"/>
@@ -10895,11 +10881,11 @@
         <w:t xml:space="preserve">A dead end in prose is still a dead end.</w:t>
       </w:r>
     </w:p>
-    <w:bookmarkEnd w:id="136"/>
-    <w:bookmarkEnd w:id="137"/>
-    <w:bookmarkEnd w:id="138"/>
-    <w:bookmarkStart w:id="145" w:name="X2a4a40167913b81ae539ec872b190604ed46280"/>
-    <w:bookmarkStart w:id="144" w:name="version-history"/>
+    <w:bookmarkEnd w:id="150"/>
+    <w:bookmarkEnd w:id="151"/>
+    <w:bookmarkEnd w:id="152"/>
+    <w:bookmarkStart w:id="159" w:name="X2a4a40167913b81ae539ec872b190604ed46280"/>
+    <w:bookmarkStart w:id="158" w:name="version-history"/>
     <w:p>
       <w:pPr>
         <w:pStyle w:val="Heading1"/>
@@ -10908,7 +10894,7 @@
         <w:t xml:space="preserve">Version History</w:t>
       </w:r>
     </w:p>
-    <w:bookmarkStart w:id="142" w:name="july-2026"/>
+    <w:bookmarkStart w:id="156" w:name="july-2026"/>
     <w:p>
       <w:pPr>
         <w:pStyle w:val="Heading2"/>
@@ -10917,7 +10903,7 @@
         <w:t xml:space="preserve">4.0.0 — 17 July 2026</w:t>
       </w:r>
     </w:p>
-    <w:bookmarkStart w:id="139" w:name="technical-realization"/>
+    <w:bookmarkStart w:id="153" w:name="technical-realization"/>
     <w:p>
       <w:pPr>
         <w:pStyle w:val="Heading3"/>
@@ -11034,8 +11020,8 @@
         <w:t xml:space="preserve">Fixed chapter assembly so repeated YAML frontmatter does not leak into output.</w:t>
       </w:r>
     </w:p>
-    <w:bookmarkEnd w:id="139"/>
-    <w:bookmarkStart w:id="140" w:name="orientation-and-ui"/>
+    <w:bookmarkEnd w:id="153"/>
+    <w:bookmarkStart w:id="154" w:name="orientation-and-ui"/>
     <w:p>
       <w:pPr>
         <w:pStyle w:val="Heading3"/>
@@ -11098,8 +11084,8 @@
         <w:t xml:space="preserve">Improved mobile contents navigation and print table/figure behaviour.</w:t>
       </w:r>
     </w:p>
-    <w:bookmarkEnd w:id="140"/>
-    <w:bookmarkStart w:id="141" w:name="content-and-evidence"/>
+    <w:bookmarkEnd w:id="154"/>
+    <w:bookmarkStart w:id="155" w:name="content-and-evidence"/>
     <w:p>
       <w:pPr>
         <w:pStyle w:val="Heading3"/>
@@ -11222,9 +11208,9 @@
         <w:t xml:space="preserve">Expanded current German help numbers and source annotations.</w:t>
       </w:r>
     </w:p>
-    <w:bookmarkEnd w:id="141"/>
-    <w:bookmarkEnd w:id="142"/>
-    <w:bookmarkStart w:id="143" w:name="earlier-versions"/>
+    <w:bookmarkEnd w:id="155"/>
+    <w:bookmarkEnd w:id="156"/>
+    <w:bookmarkStart w:id="157" w:name="earlier-versions"/>
     <w:p>
       <w:pPr>
         <w:pStyle w:val="Heading2"/>
@@ -11515,11 +11501,11 @@
         <w:t xml:space="preserve">are.</w:t>
       </w:r>
     </w:p>
-    <w:bookmarkEnd w:id="143"/>
-    <w:bookmarkEnd w:id="144"/>
-    <w:bookmarkEnd w:id="145"/>
-    <w:bookmarkStart w:id="153" w:name="Xfe09c4aa0c190c8f141d176869114decbac99bd"/>
-    <w:bookmarkStart w:id="152" w:name="sources-and-evidence-notes"/>
+    <w:bookmarkEnd w:id="157"/>
+    <w:bookmarkEnd w:id="158"/>
+    <w:bookmarkEnd w:id="159"/>
+    <w:bookmarkStart w:id="167" w:name="Xfe09c4aa0c190c8f141d176869114decbac99bd"/>
+    <w:bookmarkStart w:id="166" w:name="sources-and-evidence-notes"/>
     <w:p>
       <w:pPr>
         <w:pStyle w:val="Heading1"/>
@@ -11555,7 +11541,7 @@
         <w:t xml:space="preserve">not evidence by itself; the guide cites what each source actually supports.</w:t>
       </w:r>
     </w:p>
-    <w:bookmarkStart w:id="146" w:name="emergency-routing-and-first-aid"/>
+    <w:bookmarkStart w:id="160" w:name="emergency-routing-and-first-aid"/>
     <w:p>
       <w:pPr>
         <w:pStyle w:val="Heading2"/>
@@ -11801,8 +11787,8 @@
         <w:t xml:space="preserve">https://gesund.bund.de/notfallnummern</w:t>
       </w:r>
     </w:p>
-    <w:bookmarkEnd w:id="146"/>
-    <w:bookmarkStart w:id="147" w:name="psychological-crisis-and-calming"/>
+    <w:bookmarkEnd w:id="160"/>
+    <w:bookmarkStart w:id="161" w:name="psychological-crisis-and-calming"/>
     <w:p>
       <w:pPr>
         <w:pStyle w:val="Heading2"/>
@@ -12139,8 +12125,8 @@
         <w:t xml:space="preserve">https://doi.org/10.1017/S0140525X01003922</w:t>
       </w:r>
     </w:p>
-    <w:bookmarkEnd w:id="147"/>
-    <w:bookmarkStart w:id="148" w:name="german-crisis-and-support-services"/>
+    <w:bookmarkEnd w:id="161"/>
+    <w:bookmarkStart w:id="162" w:name="german-crisis-and-support-services"/>
     <w:p>
       <w:pPr>
         <w:pStyle w:val="Heading2"/>
@@ -12380,8 +12366,8 @@
         <w:t xml:space="preserve">https://www.familienplanung.de/beratung/beratungsstellensuche/</w:t>
       </w:r>
     </w:p>
-    <w:bookmarkEnd w:id="148"/>
-    <w:bookmarkStart w:id="149" w:name="preparedness-water-and-groups"/>
+    <w:bookmarkEnd w:id="162"/>
+    <w:bookmarkStart w:id="163" w:name="preparedness-water-and-groups"/>
     <w:p>
       <w:pPr>
         <w:pStyle w:val="Heading2"/>
@@ -12594,8 +12580,8 @@
         <w:t xml:space="preserve">https://interagencystandingcommittee.org/iasc-task-force-mental-health-and-psychosocial-support-emergency-settings/iasc-guidelines-mental-health-and-psychosocial-support-emergency-settings-2007</w:t>
       </w:r>
     </w:p>
-    <w:bookmarkEnd w:id="149"/>
-    <w:bookmarkStart w:id="150" w:name="cyber-incident-branch"/>
+    <w:bookmarkEnd w:id="163"/>
+    <w:bookmarkStart w:id="164" w:name="cyber-incident-branch"/>
     <w:p>
       <w:pPr>
         <w:pStyle w:val="Heading2"/>
@@ -12638,8 +12624,8 @@
         <w:t xml:space="preserve">https://www.bsi.bund.de/</w:t>
       </w:r>
     </w:p>
-    <w:bookmarkEnd w:id="150"/>
-    <w:bookmarkStart w:id="151" w:name="editorial-policy"/>
+    <w:bookmarkEnd w:id="164"/>
+    <w:bookmarkStart w:id="165" w:name="editorial-policy"/>
     <w:p>
       <w:pPr>
         <w:pStyle w:val="Heading2"/>
@@ -12720,9 +12706,9 @@
         <w:t xml:space="preserve">Recheck service numbers and guideline versions at every release.</w:t>
       </w:r>
     </w:p>
-    <w:bookmarkEnd w:id="151"/>
-    <w:bookmarkEnd w:id="152"/>
-    <w:bookmarkEnd w:id="153"/>
+    <w:bookmarkEnd w:id="165"/>
+    <w:bookmarkEnd w:id="166"/>
+    <w:bookmarkEnd w:id="167"/>
     <w:sectPr/>
   </w:body>
 </w:document>
@@ -12783,7 +12769,7 @@
       </w:r>
     </w:p>
   </w:footnote>
-  <w:footnote w:id="37">
+  <w:footnote w:id="39">
     <w:p>
       <w:pPr>
         <w:pStyle w:val="FootnoteText"/>
@@ -12818,15 +12804,9 @@
       <w:r>
         <w:t xml:space="preserve">(updated 2025), including crisis and relief options: https://gesund.bund.de/belastungen-pflegende-angehoerige</w:t>
       </w:r>
-      <w:r>
-        <w:t xml:space="preserve"> </w:t>
-      </w:r>
-      <w:r>
-        <w:t xml:space="preserve">:::</w:t>
-      </w:r>
     </w:p>
   </w:footnote>
-  <w:footnote w:id="42">
+  <w:footnote w:id="46">
     <w:p>
       <w:pPr>
         <w:pStyle w:val="FootnoteText"/>
@@ -12873,7 +12853,7 @@
       </w:r>
     </w:p>
   </w:footnote>
-  <w:footnote w:id="46">
+  <w:footnote w:id="50">
     <w:p>
       <w:pPr>
         <w:pStyle w:val="FootnoteText"/>
@@ -12892,7 +12872,7 @@
       </w:r>
     </w:p>
   </w:footnote>
-  <w:footnote w:id="49">
+  <w:footnote w:id="53">
     <w:p>
       <w:pPr>
         <w:pStyle w:val="FootnoteText"/>
@@ -12937,15 +12917,9 @@
       <w:r>
         <w:t xml:space="preserve">24 (2001): 87–114. The estimate concerns controlled laboratory tasks and is a design clue, not a fixed personal limit. https://doi.org/10.1017/S0140525X01003922</w:t>
       </w:r>
-      <w:r>
-        <w:t xml:space="preserve"> </w:t>
-      </w:r>
-      <w:r>
-        <w:t xml:space="preserve">:::</w:t>
-      </w:r>
     </w:p>
   </w:footnote>
-  <w:footnote w:id="56">
+  <w:footnote w:id="62">
     <w:p>
       <w:pPr>
         <w:pStyle w:val="FootnoteText"/>
@@ -12980,7 +12954,7 @@
       </w:r>
     </w:p>
   </w:footnote>
-  <w:footnote w:id="64">
+  <w:footnote w:id="70">
     <w:p>
       <w:pPr>
         <w:pStyle w:val="FootnoteText"/>
@@ -13025,15 +12999,9 @@
       <w:r>
         <w:t xml:space="preserve">4 (2023), 100895. https://doi.org/10.1016/j.xcrm.2022.100895</w:t>
       </w:r>
-      <w:r>
-        <w:t xml:space="preserve"> </w:t>
-      </w:r>
-      <w:r>
-        <w:t xml:space="preserve">:::</w:t>
-      </w:r>
     </w:p>
   </w:footnote>
-  <w:footnote w:id="77">
+  <w:footnote w:id="85">
     <w:p>
       <w:pPr>
         <w:pStyle w:val="FootnoteText"/>
@@ -13068,7 +13036,7 @@
       </w:r>
     </w:p>
   </w:footnote>
-  <w:footnote w:id="81">
+  <w:footnote w:id="89">
     <w:p>
       <w:pPr>
         <w:pStyle w:val="FootnoteText"/>
@@ -13102,7 +13070,7 @@
       </w:r>
     </w:p>
   </w:footnote>
-  <w:footnote w:id="83">
+  <w:footnote w:id="91">
     <w:p>
       <w:pPr>
         <w:pStyle w:val="FootnoteText"/>
@@ -13121,7 +13089,7 @@
       </w:r>
     </w:p>
   </w:footnote>
-  <w:footnote w:id="90">
+  <w:footnote w:id="98">
     <w:p>
       <w:pPr>
         <w:pStyle w:val="FootnoteText"/>
@@ -13156,15 +13124,9 @@
       <w:r>
         <w:t xml:space="preserve">(updated 2025): https://gesund.bund.de/notfallnummern</w:t>
       </w:r>
-      <w:r>
-        <w:t xml:space="preserve"> </w:t>
-      </w:r>
-      <w:r>
-        <w:t xml:space="preserve">:::</w:t>
-      </w:r>
     </w:p>
   </w:footnote>
-  <w:footnote w:id="99">
+  <w:footnote w:id="109">
     <w:p>
       <w:pPr>
         <w:pStyle w:val="FootnoteText"/>
@@ -13199,7 +13161,7 @@
       </w:r>
     </w:p>
   </w:footnote>
-  <w:footnote w:id="109">
+  <w:footnote w:id="119">
     <w:p>
       <w:pPr>
         <w:pStyle w:val="FootnoteText"/>
@@ -13234,15 +13196,9 @@
       <w:r>
         <w:t xml:space="preserve">Nobel Prize Lecture (2009): https://www.nobelprize.org/prizes/economic-sciences/2009/ostrom/lecture/</w:t>
       </w:r>
-      <w:r>
-        <w:t xml:space="preserve"> </w:t>
-      </w:r>
-      <w:r>
-        <w:t xml:space="preserve">:::</w:t>
-      </w:r>
     </w:p>
   </w:footnote>
-  <w:footnote w:id="112">
+  <w:footnote w:id="124">
     <w:p>
       <w:pPr>
         <w:pStyle w:val="FootnoteText"/>
@@ -13276,7 +13232,7 @@
       </w:r>
     </w:p>
   </w:footnote>
-  <w:footnote w:id="116">
+  <w:footnote w:id="128">
     <w:p>
       <w:pPr>
         <w:pStyle w:val="FootnoteText"/>
@@ -13310,12 +13266,6 @@
       </w:r>
       <w:r>
         <w:t xml:space="preserve">(2025): https://gesund.bund.de/sozialpsychiatrischer-dienst</w:t>
-      </w:r>
-      <w:r>
-        <w:t xml:space="preserve"> </w:t>
-      </w:r>
-      <w:r>
-        <w:t xml:space="preserve">:::</w:t>
       </w:r>
     </w:p>
   </w:footnote>
